--- a/docs/gps-section.docx
+++ b/docs/gps-section.docx
@@ -2298,6 +2298,417 @@
         <w:t xml:space="preserve">• مقارنة بين ال GPS نظام تحديد المواقع العالمي و ال D-GPS نظام تحديد المواقع العالمي التفاضلي :</w:t>
       </w:r>
     </w:p>
+    <w:tbl>
+      <w:tblPr>
+        <w:tblStyle w:val="Table"/>
+        <w:tblW w:type="auto" w:w="0"/>
+        <w:tblLook w:firstRow="1" w:lastRow="0" w:firstColumn="0" w:lastColumn="0" w:noHBand="0" w:noVBand="0" w:val="0020"/>
+      </w:tblPr>
+      <w:tblGrid>
+        <w:gridCol w:w="2640"/>
+        <w:gridCol w:w="2640"/>
+        <w:gridCol w:w="2640"/>
+      </w:tblGrid>
+      <w:tr>
+        <w:trPr>
+          <w:tblHeader w:val="on"/>
+        </w:trPr>
+        <w:tc>
+          <w:tcPr/>
+          <w:p>
+            <w:pPr>
+              <w:pStyle w:val="Compact"/>
+            </w:pPr>
+            <w:r>
+              <w:rPr>
+                <w:lang w:val="ar"/>
+              </w:rPr>
+              <w:t xml:space="preserve">العنصر</w:t>
+            </w:r>
+          </w:p>
+        </w:tc>
+        <w:tc>
+          <w:tcPr/>
+          <w:p>
+            <w:pPr>
+              <w:pStyle w:val="Compact"/>
+            </w:pPr>
+            <w:r>
+              <w:rPr>
+                <w:lang w:val="ar"/>
+              </w:rPr>
+              <w:t xml:space="preserve">GPS (GLOBAL POSITIONING SYSTEM)</w:t>
+            </w:r>
+          </w:p>
+        </w:tc>
+        <w:tc>
+          <w:tcPr/>
+          <w:p>
+            <w:pPr>
+              <w:pStyle w:val="Compact"/>
+            </w:pPr>
+            <w:r>
+              <w:rPr>
+                <w:lang w:val="ar"/>
+              </w:rPr>
+              <w:t xml:space="preserve">DGPS (DIFFERENTIAL GLOBAL POSITIONING SYSTEM)</w:t>
+            </w:r>
+          </w:p>
+        </w:tc>
+      </w:tr>
+      <w:tr>
+        <w:tc>
+          <w:tcPr/>
+          <w:p>
+            <w:pPr>
+              <w:pStyle w:val="Compact"/>
+            </w:pPr>
+            <w:r>
+              <w:rPr>
+                <w:lang w:val="ar"/>
+              </w:rPr>
+              <w:t xml:space="preserve">التعريف</w:t>
+            </w:r>
+          </w:p>
+        </w:tc>
+        <w:tc>
+          <w:tcPr/>
+          <w:p>
+            <w:pPr>
+              <w:pStyle w:val="Compact"/>
+            </w:pPr>
+            <w:r>
+              <w:rPr>
+                <w:lang w:val="ar"/>
+              </w:rPr>
+              <w:t xml:space="preserve">نظام عالمي لتحديد المواقع يعتمد على أقمار صناعية تبث إشارات للمستقبلات.</w:t>
+            </w:r>
+          </w:p>
+        </w:tc>
+        <w:tc>
+          <w:tcPr/>
+          <w:p>
+            <w:pPr>
+              <w:pStyle w:val="Compact"/>
+            </w:pPr>
+            <w:r>
+              <w:rPr>
+                <w:lang w:val="ar"/>
+              </w:rPr>
+              <w:t xml:space="preserve">نظام يعتمد على إشارات GPS لكنه يضيف محطات أرضية مرجعية لتصحيح الأخطاء.</w:t>
+            </w:r>
+          </w:p>
+        </w:tc>
+      </w:tr>
+      <w:tr>
+        <w:tc>
+          <w:tcPr/>
+          <w:p>
+            <w:pPr>
+              <w:pStyle w:val="Compact"/>
+            </w:pPr>
+            <w:r>
+              <w:rPr>
+                <w:lang w:val="ar"/>
+              </w:rPr>
+              <w:t xml:space="preserve">المكونات</w:t>
+            </w:r>
+          </w:p>
+        </w:tc>
+        <w:tc>
+          <w:tcPr/>
+          <w:p>
+            <w:pPr>
+              <w:pStyle w:val="Compact"/>
+            </w:pPr>
+            <w:r>
+              <w:rPr>
+                <w:lang w:val="ar"/>
+              </w:rPr>
+              <w:t xml:space="preserve">أقمار صناعية + جهاز مستقبل</w:t>
+            </w:r>
+          </w:p>
+        </w:tc>
+        <w:tc>
+          <w:tcPr/>
+          <w:p>
+            <w:pPr>
+              <w:pStyle w:val="Compact"/>
+            </w:pPr>
+            <w:r>
+              <w:rPr>
+                <w:lang w:val="ar"/>
+              </w:rPr>
+              <w:t xml:space="preserve">أقمار صناعية + مستقبل + محطة أرضية</w:t>
+            </w:r>
+          </w:p>
+        </w:tc>
+      </w:tr>
+      <w:tr>
+        <w:tc>
+          <w:tcPr/>
+          <w:p>
+            <w:pPr>
+              <w:pStyle w:val="Compact"/>
+            </w:pPr>
+            <w:r>
+              <w:rPr>
+                <w:lang w:val="ar"/>
+              </w:rPr>
+              <w:t xml:space="preserve">التكلفة</w:t>
+            </w:r>
+          </w:p>
+        </w:tc>
+        <w:tc>
+          <w:tcPr/>
+          <w:p>
+            <w:pPr>
+              <w:pStyle w:val="Compact"/>
+            </w:pPr>
+            <w:r>
+              <w:rPr>
+                <w:lang w:val="ar"/>
+              </w:rPr>
+              <w:t xml:space="preserve">أجهزة GPS العادية أرخص ومتاحة للجميع.</w:t>
+            </w:r>
+          </w:p>
+        </w:tc>
+        <w:tc>
+          <w:tcPr/>
+          <w:p>
+            <w:pPr>
+              <w:pStyle w:val="Compact"/>
+            </w:pPr>
+            <w:r>
+              <w:rPr>
+                <w:lang w:val="ar"/>
+              </w:rPr>
+              <w:t xml:space="preserve">أجهزة DGPS أغلى وتحتاج إلى معدات إضافية وخدمات تصحيح.</w:t>
+            </w:r>
+          </w:p>
+        </w:tc>
+      </w:tr>
+      <w:tr>
+        <w:tc>
+          <w:tcPr/>
+          <w:p>
+            <w:pPr>
+              <w:pStyle w:val="Compact"/>
+            </w:pPr>
+            <w:r>
+              <w:rPr>
+                <w:lang w:val="ar"/>
+              </w:rPr>
+              <w:t xml:space="preserve">استخدام الإنترنت/إشارة إضافية</w:t>
+            </w:r>
+          </w:p>
+        </w:tc>
+        <w:tc>
+          <w:tcPr/>
+          <w:p>
+            <w:pPr>
+              <w:pStyle w:val="Compact"/>
+            </w:pPr>
+            <w:r>
+              <w:rPr>
+                <w:lang w:val="ar"/>
+              </w:rPr>
+              <w:t xml:space="preserve">لا يحتاج إلا إلى استقبال إشارة من الأقمار الصناعية.</w:t>
+            </w:r>
+          </w:p>
+        </w:tc>
+        <w:tc>
+          <w:tcPr/>
+          <w:p>
+            <w:pPr>
+              <w:pStyle w:val="Compact"/>
+            </w:pPr>
+            <w:r>
+              <w:rPr>
+                <w:lang w:val="ar"/>
+              </w:rPr>
+              <w:t xml:space="preserve">يحتاج إلى قناة اتصال إضافية لتلقي بيانات التصحيح (راديو، إنترنت، أو أقمار صناعية أرضية).</w:t>
+            </w:r>
+          </w:p>
+        </w:tc>
+      </w:tr>
+      <w:tr>
+        <w:tc>
+          <w:tcPr/>
+          <w:p>
+            <w:pPr>
+              <w:pStyle w:val="Compact"/>
+            </w:pPr>
+            <w:r>
+              <w:rPr>
+                <w:lang w:val="ar"/>
+              </w:rPr>
+              <w:t xml:space="preserve">الاستخدام</w:t>
+            </w:r>
+          </w:p>
+        </w:tc>
+        <w:tc>
+          <w:tcPr/>
+          <w:p>
+            <w:pPr>
+              <w:pStyle w:val="Compact"/>
+            </w:pPr>
+            <w:r>
+              <w:rPr>
+                <w:lang w:val="ar"/>
+              </w:rPr>
+              <w:t xml:space="preserve">الملاحة العامة والزوارق والهواتف والسيارات.</w:t>
+            </w:r>
+          </w:p>
+        </w:tc>
+        <w:tc>
+          <w:tcPr/>
+          <w:p>
+            <w:pPr>
+              <w:pStyle w:val="Compact"/>
+            </w:pPr>
+            <w:r>
+              <w:rPr>
+                <w:lang w:val="ar"/>
+              </w:rPr>
+              <w:t xml:space="preserve">مدني أيضاً: الموانئ والمنارات البحرية والمسح الهيدروغرافي وأعمال الحفر. (ليس عسكرياً، فالجيوش تستخدم إشارة مشفرة مختلفة تماماً).</w:t>
+            </w:r>
+          </w:p>
+        </w:tc>
+      </w:tr>
+      <w:tr>
+        <w:tc>
+          <w:tcPr/>
+          <w:p>
+            <w:pPr>
+              <w:pStyle w:val="Compact"/>
+            </w:pPr>
+            <w:r>
+              <w:rPr>
+                <w:lang w:val="ar"/>
+              </w:rPr>
+              <w:t xml:space="preserve">قياس السرعة والمسافة</w:t>
+            </w:r>
+          </w:p>
+        </w:tc>
+        <w:tc>
+          <w:tcPr/>
+          <w:p>
+            <w:pPr>
+              <w:pStyle w:val="Compact"/>
+            </w:pPr>
+            <w:r>
+              <w:rPr>
+                <w:lang w:val="ar"/>
+              </w:rPr>
+              <w:t xml:space="preserve">دقيق</w:t>
+            </w:r>
+          </w:p>
+        </w:tc>
+        <w:tc>
+          <w:tcPr/>
+          <w:p>
+            <w:pPr>
+              <w:pStyle w:val="Compact"/>
+            </w:pPr>
+            <w:r>
+              <w:rPr>
+                <w:lang w:val="ar"/>
+              </w:rPr>
+              <w:t xml:space="preserve">أكثر دقة فهو يصحح أي أخطاء في إشارات ال GPS العادي</w:t>
+            </w:r>
+          </w:p>
+        </w:tc>
+      </w:tr>
+      <w:tr>
+        <w:tc>
+          <w:tcPr/>
+          <w:p>
+            <w:pPr>
+              <w:pStyle w:val="Compact"/>
+            </w:pPr>
+            <w:r>
+              <w:rPr>
+                <w:lang w:val="ar"/>
+              </w:rPr>
+              <w:t xml:space="preserve">مدى الدقة</w:t>
+            </w:r>
+          </w:p>
+        </w:tc>
+        <w:tc>
+          <w:tcPr/>
+          <w:p>
+            <w:pPr>
+              <w:pStyle w:val="Compact"/>
+            </w:pPr>
+            <w:r>
+              <w:rPr>
+                <w:lang w:val="ar"/>
+              </w:rPr>
+              <w:t xml:space="preserve">حوالي 3 إلى 5 أمتار في الظروف العادية.</w:t>
+            </w:r>
+          </w:p>
+        </w:tc>
+        <w:tc>
+          <w:tcPr/>
+          <w:p>
+            <w:pPr>
+              <w:pStyle w:val="Compact"/>
+            </w:pPr>
+            <w:r>
+              <w:rPr>
+                <w:lang w:val="ar"/>
+              </w:rPr>
+              <w:t xml:space="preserve">حوالي 1 إلى 3 أمتار. (دقة السنتيمترات تقنية أخرى اسمها RTK تستخدم في المسح وليست DGPS).</w:t>
+            </w:r>
+          </w:p>
+        </w:tc>
+      </w:tr>
+      <w:tr>
+        <w:tc>
+          <w:tcPr/>
+          <w:p>
+            <w:pPr>
+              <w:pStyle w:val="Compact"/>
+            </w:pPr>
+            <w:r>
+              <w:rPr>
+                <w:lang w:val="ar"/>
+              </w:rPr>
+              <w:t xml:space="preserve">طريقة العمل</w:t>
+            </w:r>
+          </w:p>
+        </w:tc>
+        <w:tc>
+          <w:tcPr/>
+          <w:p>
+            <w:pPr>
+              <w:pStyle w:val="Compact"/>
+            </w:pPr>
+            <w:r>
+              <w:rPr>
+                <w:lang w:val="ar"/>
+              </w:rPr>
+              <w:t xml:space="preserve">ترسل الإشارة مباشرة لأجهزة الاستقبال الموجودة في أجهزتنا مثل (الهاتف والساعة الذكية والخ ...) من الأقمار الصناعية.</w:t>
+            </w:r>
+          </w:p>
+        </w:tc>
+        <w:tc>
+          <w:tcPr/>
+          <w:p>
+            <w:pPr>
+              <w:pStyle w:val="Compact"/>
+            </w:pPr>
+            <w:r>
+              <w:rPr>
+                <w:lang w:val="ar"/>
+              </w:rPr>
+              <w:t xml:space="preserve">ترسل الإشارة في نفس الوقت من الأقمار الصناعية لأجهزة الاستقبال و المحطات الأرضية فتقوم المحطات الأرضية بتصحيح الأخطاء الممكنة بسبب خلل في ساعات الأقمار الصناعية أو للتأثر بحالات الطقس وإعادة ارسالها لأجهزة تحديد المواقع العالمي التفاضلي ال DGPS</w:t>
+            </w:r>
+          </w:p>
+        </w:tc>
+      </w:tr>
+    </w:tbl>
     <w:p>
       <w:pPr>
         <w:pStyle w:val="Figure"/>
@@ -2345,420 +2756,9 @@
         </w:drawing>
       </w:r>
     </w:p>
-    <w:tbl>
-      <w:tblPr>
-        <w:tblStyle w:val="Table"/>
-        <w:tblW w:type="auto" w:w="0"/>
-        <w:tblLook w:firstRow="1" w:lastRow="0" w:firstColumn="0" w:lastColumn="0" w:noHBand="0" w:noVBand="0" w:val="0020"/>
-      </w:tblPr>
-      <w:tblGrid>
-        <w:gridCol w:w="2640"/>
-        <w:gridCol w:w="2640"/>
-        <w:gridCol w:w="2640"/>
-      </w:tblGrid>
-      <w:tr>
-        <w:trPr>
-          <w:tblHeader w:val="on"/>
-        </w:trPr>
-        <w:tc>
-          <w:tcPr/>
-          <w:p>
-            <w:pPr>
-              <w:pStyle w:val="Compact"/>
-            </w:pPr>
-            <w:r>
-              <w:rPr>
-                <w:lang w:val="ar"/>
-              </w:rPr>
-              <w:t xml:space="preserve">العنصر</w:t>
-            </w:r>
-          </w:p>
-        </w:tc>
-        <w:tc>
-          <w:tcPr/>
-          <w:p>
-            <w:pPr>
-              <w:pStyle w:val="Compact"/>
-            </w:pPr>
-            <w:r>
-              <w:rPr>
-                <w:lang w:val="ar"/>
-              </w:rPr>
-              <w:t xml:space="preserve">GPS (GLOBAL POSITIONING SYSTEM)</w:t>
-            </w:r>
-          </w:p>
-        </w:tc>
-        <w:tc>
-          <w:tcPr/>
-          <w:p>
-            <w:pPr>
-              <w:pStyle w:val="Compact"/>
-            </w:pPr>
-            <w:r>
-              <w:rPr>
-                <w:lang w:val="ar"/>
-              </w:rPr>
-              <w:t xml:space="preserve">DGPS (DIFFERENTIAL GLOBAL POSITIONING SYSTEM)</w:t>
-            </w:r>
-          </w:p>
-        </w:tc>
-      </w:tr>
-      <w:tr>
-        <w:tc>
-          <w:tcPr/>
-          <w:p>
-            <w:pPr>
-              <w:pStyle w:val="Compact"/>
-            </w:pPr>
-            <w:r>
-              <w:rPr>
-                <w:lang w:val="ar"/>
-              </w:rPr>
-              <w:t xml:space="preserve">التعريف</w:t>
-            </w:r>
-          </w:p>
-        </w:tc>
-        <w:tc>
-          <w:tcPr/>
-          <w:p>
-            <w:pPr>
-              <w:pStyle w:val="Compact"/>
-            </w:pPr>
-            <w:r>
-              <w:rPr>
-                <w:lang w:val="ar"/>
-              </w:rPr>
-              <w:t xml:space="preserve">نظام عالمي لتحديد المواقع يعتمد على أقمار صناعية تبث إشارات للمستقبلات.</w:t>
-            </w:r>
-          </w:p>
-        </w:tc>
-        <w:tc>
-          <w:tcPr/>
-          <w:p>
-            <w:pPr>
-              <w:pStyle w:val="Compact"/>
-            </w:pPr>
-            <w:r>
-              <w:rPr>
-                <w:lang w:val="ar"/>
-              </w:rPr>
-              <w:t xml:space="preserve">نظام يعتمد على إشارات GPS لكنه يضيف محطات أرضية مرجعية لتصحيح الأخطاء.</w:t>
-            </w:r>
-          </w:p>
-        </w:tc>
-      </w:tr>
-      <w:tr>
-        <w:tc>
-          <w:tcPr/>
-          <w:p>
-            <w:pPr>
-              <w:pStyle w:val="Compact"/>
-            </w:pPr>
-            <w:r>
-              <w:rPr>
-                <w:lang w:val="ar"/>
-              </w:rPr>
-              <w:t xml:space="preserve">المكونات</w:t>
-            </w:r>
-          </w:p>
-        </w:tc>
-        <w:tc>
-          <w:tcPr/>
-          <w:p>
-            <w:pPr>
-              <w:pStyle w:val="Compact"/>
-            </w:pPr>
-            <w:r>
-              <w:rPr>
-                <w:lang w:val="ar"/>
-              </w:rPr>
-              <w:t xml:space="preserve">أقمار صناعية + جهاز مستقبل</w:t>
-            </w:r>
-          </w:p>
-        </w:tc>
-        <w:tc>
-          <w:tcPr/>
-          <w:p>
-            <w:pPr>
-              <w:pStyle w:val="Compact"/>
-            </w:pPr>
-            <w:r>
-              <w:rPr>
-                <w:lang w:val="ar"/>
-              </w:rPr>
-              <w:t xml:space="preserve">أقمار صناعية + مستقبل + محطة أرضية</w:t>
-            </w:r>
-          </w:p>
-        </w:tc>
-      </w:tr>
-      <w:tr>
-        <w:tc>
-          <w:tcPr/>
-          <w:p>
-            <w:pPr>
-              <w:pStyle w:val="Compact"/>
-            </w:pPr>
-            <w:r>
-              <w:rPr>
-                <w:lang w:val="ar"/>
-              </w:rPr>
-              <w:t xml:space="preserve">التكلفة</w:t>
-            </w:r>
-          </w:p>
-        </w:tc>
-        <w:tc>
-          <w:tcPr/>
-          <w:p>
-            <w:pPr>
-              <w:pStyle w:val="Compact"/>
-            </w:pPr>
-            <w:r>
-              <w:rPr>
-                <w:lang w:val="ar"/>
-              </w:rPr>
-              <w:t xml:space="preserve">أجهزة GPS العادية أرخص ومتاحة للجميع.</w:t>
-            </w:r>
-          </w:p>
-        </w:tc>
-        <w:tc>
-          <w:tcPr/>
-          <w:p>
-            <w:pPr>
-              <w:pStyle w:val="Compact"/>
-            </w:pPr>
-            <w:r>
-              <w:rPr>
-                <w:lang w:val="ar"/>
-              </w:rPr>
-              <w:t xml:space="preserve">أجهزة DGPS أغلى وتحتاج إلى معدات إضافية وخدمات تصحيح.</w:t>
-            </w:r>
-          </w:p>
-        </w:tc>
-      </w:tr>
-      <w:tr>
-        <w:tc>
-          <w:tcPr/>
-          <w:p>
-            <w:pPr>
-              <w:pStyle w:val="Compact"/>
-            </w:pPr>
-            <w:r>
-              <w:rPr>
-                <w:lang w:val="ar"/>
-              </w:rPr>
-              <w:t xml:space="preserve">استخدام الإنترنت/إشارة إضافية</w:t>
-            </w:r>
-          </w:p>
-        </w:tc>
-        <w:tc>
-          <w:tcPr/>
-          <w:p>
-            <w:pPr>
-              <w:pStyle w:val="Compact"/>
-            </w:pPr>
-            <w:r>
-              <w:rPr>
-                <w:lang w:val="ar"/>
-              </w:rPr>
-              <w:t xml:space="preserve">لا يحتاج إلا إلى استقبال إشارة من الأقمار الصناعية.</w:t>
-            </w:r>
-          </w:p>
-        </w:tc>
-        <w:tc>
-          <w:tcPr/>
-          <w:p>
-            <w:pPr>
-              <w:pStyle w:val="Compact"/>
-            </w:pPr>
-            <w:r>
-              <w:rPr>
-                <w:lang w:val="ar"/>
-              </w:rPr>
-              <w:t xml:space="preserve">يحتاج إلى قناة اتصال إضافية لتلقي بيانات التصحيح (راديو، إنترنت، أو أقمار صناعية أرضية).</w:t>
-            </w:r>
-          </w:p>
-        </w:tc>
-      </w:tr>
-      <w:tr>
-        <w:tc>
-          <w:tcPr/>
-          <w:p>
-            <w:pPr>
-              <w:pStyle w:val="Compact"/>
-            </w:pPr>
-            <w:r>
-              <w:rPr>
-                <w:lang w:val="ar"/>
-              </w:rPr>
-              <w:t xml:space="preserve">الاستخدام</w:t>
-            </w:r>
-          </w:p>
-        </w:tc>
-        <w:tc>
-          <w:tcPr/>
-          <w:p>
-            <w:pPr>
-              <w:pStyle w:val="Compact"/>
-            </w:pPr>
-            <w:r>
-              <w:rPr>
-                <w:lang w:val="ar"/>
-              </w:rPr>
-              <w:t xml:space="preserve">الملاحة العامة والزوارق والهواتف والسيارات.</w:t>
-            </w:r>
-          </w:p>
-        </w:tc>
-        <w:tc>
-          <w:tcPr/>
-          <w:p>
-            <w:pPr>
-              <w:pStyle w:val="Compact"/>
-            </w:pPr>
-            <w:r>
-              <w:rPr>
-                <w:lang w:val="ar"/>
-              </w:rPr>
-              <w:t xml:space="preserve">مدني أيضاً: الموانئ والمنارات البحرية والمسح الهيدروغرافي وأعمال الحفر. (ليس عسكرياً، فالجيوش تستخدم إشارة مشفرة مختلفة تماماً).</w:t>
-            </w:r>
-          </w:p>
-        </w:tc>
-      </w:tr>
-      <w:tr>
-        <w:tc>
-          <w:tcPr/>
-          <w:p>
-            <w:pPr>
-              <w:pStyle w:val="Compact"/>
-            </w:pPr>
-            <w:r>
-              <w:rPr>
-                <w:lang w:val="ar"/>
-              </w:rPr>
-              <w:t xml:space="preserve">قياس السرعة والمسافة</w:t>
-            </w:r>
-          </w:p>
-        </w:tc>
-        <w:tc>
-          <w:tcPr/>
-          <w:p>
-            <w:pPr>
-              <w:pStyle w:val="Compact"/>
-            </w:pPr>
-            <w:r>
-              <w:rPr>
-                <w:lang w:val="ar"/>
-              </w:rPr>
-              <w:t xml:space="preserve">دقيق</w:t>
-            </w:r>
-          </w:p>
-        </w:tc>
-        <w:tc>
-          <w:tcPr/>
-          <w:p>
-            <w:pPr>
-              <w:pStyle w:val="Compact"/>
-            </w:pPr>
-            <w:r>
-              <w:rPr>
-                <w:lang w:val="ar"/>
-              </w:rPr>
-              <w:t xml:space="preserve">أكثر دقة فهو يصحح أي أخطاء في إشارات ال GPS العادي</w:t>
-            </w:r>
-          </w:p>
-        </w:tc>
-      </w:tr>
-      <w:tr>
-        <w:tc>
-          <w:tcPr/>
-          <w:p>
-            <w:pPr>
-              <w:pStyle w:val="Compact"/>
-            </w:pPr>
-            <w:r>
-              <w:rPr>
-                <w:lang w:val="ar"/>
-              </w:rPr>
-              <w:t xml:space="preserve">مدى الدقة</w:t>
-            </w:r>
-          </w:p>
-        </w:tc>
-        <w:tc>
-          <w:tcPr/>
-          <w:p>
-            <w:pPr>
-              <w:pStyle w:val="Compact"/>
-            </w:pPr>
-            <w:r>
-              <w:rPr>
-                <w:lang w:val="ar"/>
-              </w:rPr>
-              <w:t xml:space="preserve">حوالي 3 إلى 5 أمتار في الظروف العادية.</w:t>
-            </w:r>
-          </w:p>
-        </w:tc>
-        <w:tc>
-          <w:tcPr/>
-          <w:p>
-            <w:pPr>
-              <w:pStyle w:val="Compact"/>
-            </w:pPr>
-            <w:r>
-              <w:rPr>
-                <w:lang w:val="ar"/>
-              </w:rPr>
-              <w:t xml:space="preserve">حوالي 1 إلى 3 أمتار. (دقة السنتيمترات تقنية أخرى اسمها RTK تستخدم في المسح وليست DGPS).</w:t>
-            </w:r>
-          </w:p>
-        </w:tc>
-      </w:tr>
-      <w:tr>
-        <w:tc>
-          <w:tcPr/>
-          <w:p>
-            <w:pPr>
-              <w:pStyle w:val="Compact"/>
-            </w:pPr>
-            <w:r>
-              <w:rPr>
-                <w:lang w:val="ar"/>
-              </w:rPr>
-              <w:t xml:space="preserve">طريقة العمل</w:t>
-            </w:r>
-          </w:p>
-        </w:tc>
-        <w:tc>
-          <w:tcPr/>
-          <w:p>
-            <w:pPr>
-              <w:pStyle w:val="Compact"/>
-            </w:pPr>
-            <w:r>
-              <w:rPr>
-                <w:lang w:val="ar"/>
-              </w:rPr>
-              <w:t xml:space="preserve">ترسل الإشارة مباشرة لأجهزة الاستقبال الموجودة في أجهزتنا مثل (الهاتف والساعة الذكية والخ ...) من الأقمار الصناعية.</w:t>
-            </w:r>
-          </w:p>
-        </w:tc>
-        <w:tc>
-          <w:tcPr/>
-          <w:p>
-            <w:pPr>
-              <w:pStyle w:val="Compact"/>
-            </w:pPr>
-            <w:r>
-              <w:rPr>
-                <w:lang w:val="ar"/>
-              </w:rPr>
-              <w:t xml:space="preserve">ترسل الإشارة في نفس الوقت من الأقمار الصناعية لأجهزة الاستقبال و المحطات الأرضية فتقوم المحطات الأرضية بتصحيح الأخطاء الممكنة بسبب خلل في ساعات الأقمار الصناعية أو للتأثر بحالات الطقس وإعادة ارسالها لأجهزة تحديد المواقع العالمي التفاضلي ال DGPS</w:t>
-            </w:r>
-          </w:p>
-        </w:tc>
-      </w:tr>
-    </w:tbl>
-    <w:p>
-      <w:pPr>
-        <w:pStyle w:val="BodyText"/>
+    <w:p>
+      <w:pPr>
+        <w:pStyle w:val="FirstParagraph"/>
       </w:pPr>
       <w:r>
         <w:rPr>

--- a/docs/gps-section.docx
+++ b/docs/gps-section.docx
@@ -2865,56 +2865,128 @@
         <w:t xml:space="preserve">وهي شاشة الكريستال السائل وهي الشاشة العادية مثل شاشات التلفزيون والكمبيوتر .</w:t>
       </w:r>
     </w:p>
-    <w:p>
-      <w:pPr>
-        <w:pStyle w:val="Figure"/>
-      </w:pPr>
-      <w:r>
-        <w:drawing>
-          <wp:inline>
-            <wp:extent cx="5334000" cy="3668606"/>
-            <wp:effectExtent b="0" l="0" r="0" t="0"/>
-            <wp:docPr descr="" title="" id="35" name="Picture"/>
-            <a:graphic>
-              <a:graphicData uri="http://schemas.openxmlformats.org/drawingml/2006/picture">
-                <pic:pic>
-                  <pic:nvPicPr>
-                    <pic:cNvPr descr="img/g23_0.jpg" id="36" name="Picture"/>
-                    <pic:cNvPicPr>
-                      <a:picLocks noChangeArrowheads="1" noChangeAspect="1"/>
-                    </pic:cNvPicPr>
-                  </pic:nvPicPr>
-                  <pic:blipFill>
-                    <a:blip r:embed="rId28"/>
-                    <a:stretch>
-                      <a:fillRect/>
-                    </a:stretch>
-                  </pic:blipFill>
-                  <pic:spPr bwMode="auto">
-                    <a:xfrm>
-                      <a:off x="0" y="0"/>
-                      <a:ext cx="5334000" cy="3668606"/>
-                    </a:xfrm>
-                    <a:prstGeom prst="rect">
-                      <a:avLst/>
-                    </a:prstGeom>
-                    <a:noFill/>
-                    <a:ln w="9525">
-                      <a:noFill/>
-                      <a:headEnd/>
-                      <a:tailEnd/>
-                    </a:ln>
-                  </pic:spPr>
-                </pic:pic>
-              </a:graphicData>
-            </a:graphic>
-          </wp:inline>
-        </w:drawing>
-      </w:r>
-    </w:p>
-    <w:p>
-      <w:pPr>
-        <w:pStyle w:val="FirstParagraph"/>
+    <w:tbl>
+      <w:tblPr>
+        <w:tblStyle w:val="FigureTable"/>
+        <w:tblW w:type="auto" w:w="0"/>
+        <w:jc w:val="center"/>
+        <w:tblLook w:firstRow="0" w:lastRow="0" w:firstColumn="0" w:lastColumn="0"/>
+      </w:tblPr>
+      <w:tblGrid>
+        <w:gridCol w:w="7920"/>
+      </w:tblGrid>
+      <w:tr>
+        <w:tc>
+          <w:tcPr/>
+          <w:p>
+            <w:pPr>
+              <w:pStyle w:val="Compact"/>
+              <w:jc w:val="center"/>
+            </w:pPr>
+            <w:r>
+              <w:drawing>
+                <wp:inline>
+                  <wp:extent cx="5334000" cy="3668606"/>
+                  <wp:effectExtent b="0" l="0" r="0" t="0"/>
+                  <wp:docPr descr="" title="" id="35" name="Picture"/>
+                  <a:graphic>
+                    <a:graphicData uri="http://schemas.openxmlformats.org/drawingml/2006/picture">
+                      <pic:pic>
+                        <pic:nvPicPr>
+                          <pic:cNvPr descr="img/g23_0.jpg" id="36" name="Picture"/>
+                          <pic:cNvPicPr>
+                            <a:picLocks noChangeArrowheads="1" noChangeAspect="1"/>
+                          </pic:cNvPicPr>
+                        </pic:nvPicPr>
+                        <pic:blipFill>
+                          <a:blip r:embed="rId28"/>
+                          <a:stretch>
+                            <a:fillRect/>
+                          </a:stretch>
+                        </pic:blipFill>
+                        <pic:spPr bwMode="auto">
+                          <a:xfrm>
+                            <a:off x="0" y="0"/>
+                            <a:ext cx="5334000" cy="3668606"/>
+                          </a:xfrm>
+                          <a:prstGeom prst="rect">
+                            <a:avLst/>
+                          </a:prstGeom>
+                          <a:noFill/>
+                          <a:ln w="9525">
+                            <a:noFill/>
+                            <a:headEnd/>
+                            <a:tailEnd/>
+                          </a:ln>
+                        </pic:spPr>
+                      </pic:pic>
+                    </a:graphicData>
+                  </a:graphic>
+                </wp:inline>
+              </w:drawing>
+            </w:r>
+            <w:r>
+              <w:drawing>
+                <wp:inline>
+                  <wp:extent cx="5334000" cy="3758045"/>
+                  <wp:effectExtent b="0" l="0" r="0" t="0"/>
+                  <wp:docPr descr="" title="" id="38" name="Picture"/>
+                  <a:graphic>
+                    <a:graphicData uri="http://schemas.openxmlformats.org/drawingml/2006/picture">
+                      <pic:pic>
+                        <pic:nvPicPr>
+                          <pic:cNvPr descr="img/ribs-chart2.jpg" id="39" name="Picture"/>
+                          <pic:cNvPicPr>
+                            <a:picLocks noChangeArrowheads="1" noChangeAspect="1"/>
+                          </pic:cNvPicPr>
+                        </pic:nvPicPr>
+                        <pic:blipFill>
+                          <a:blip r:embed="rId37"/>
+                          <a:stretch>
+                            <a:fillRect/>
+                          </a:stretch>
+                        </pic:blipFill>
+                        <pic:spPr bwMode="auto">
+                          <a:xfrm>
+                            <a:off x="0" y="0"/>
+                            <a:ext cx="5334000" cy="3758045"/>
+                          </a:xfrm>
+                          <a:prstGeom prst="rect">
+                            <a:avLst/>
+                          </a:prstGeom>
+                          <a:noFill/>
+                          <a:ln w="9525">
+                            <a:noFill/>
+                            <a:headEnd/>
+                            <a:tailEnd/>
+                          </a:ln>
+                        </pic:spPr>
+                      </pic:pic>
+                    </a:graphicData>
+                  </a:graphic>
+                </wp:inline>
+              </w:drawing>
+            </w:r>
+          </w:p>
+        </w:tc>
+      </w:tr>
+    </w:tbl>
+    <w:p>
+      <w:pPr>
+        <w:pStyle w:val="BodyText"/>
+      </w:pPr>
+      <w:r>
+        <w:rPr>
+          <w:i/>
+          <w:iCs/>
+          <w:lang w:val="ar"/>
+        </w:rPr>
+        <w:t xml:space="preserve">جهاز GPS مستقل بشاشة LCD — وشاشة 3 in 1 في إحدى دورياتنا تعرض الخريطة مع بيانات الموقع</w:t>
+      </w:r>
+    </w:p>
+    <w:p>
+      <w:pPr>
+        <w:pStyle w:val="BodyText"/>
       </w:pPr>
       <w:r>
         <w:rPr>
@@ -2950,54 +3022,7 @@
     </w:p>
     <w:p>
       <w:pPr>
-        <w:pStyle w:val="Figure"/>
-      </w:pPr>
-      <w:r>
-        <w:drawing>
-          <wp:inline>
-            <wp:extent cx="5334000" cy="2094756"/>
-            <wp:effectExtent b="0" l="0" r="0" t="0"/>
-            <wp:docPr descr="" title="" id="38" name="Picture"/>
-            <a:graphic>
-              <a:graphicData uri="http://schemas.openxmlformats.org/drawingml/2006/picture">
-                <pic:pic>
-                  <pic:nvPicPr>
-                    <pic:cNvPr descr="img/g23_1.jpg" id="39" name="Picture"/>
-                    <pic:cNvPicPr>
-                      <a:picLocks noChangeArrowheads="1" noChangeAspect="1"/>
-                    </pic:cNvPicPr>
-                  </pic:nvPicPr>
-                  <pic:blipFill>
-                    <a:blip r:embed="rId37"/>
-                    <a:stretch>
-                      <a:fillRect/>
-                    </a:stretch>
-                  </pic:blipFill>
-                  <pic:spPr bwMode="auto">
-                    <a:xfrm>
-                      <a:off x="0" y="0"/>
-                      <a:ext cx="5334000" cy="2094756"/>
-                    </a:xfrm>
-                    <a:prstGeom prst="rect">
-                      <a:avLst/>
-                    </a:prstGeom>
-                    <a:noFill/>
-                    <a:ln w="9525">
-                      <a:noFill/>
-                      <a:headEnd/>
-                      <a:tailEnd/>
-                    </a:ln>
-                  </pic:spPr>
-                </pic:pic>
-              </a:graphicData>
-            </a:graphic>
-          </wp:inline>
-        </w:drawing>
-      </w:r>
-    </w:p>
-    <w:p>
-      <w:pPr>
-        <w:pStyle w:val="FirstParagraph"/>
+        <w:pStyle w:val="BodyText"/>
       </w:pPr>
       <w:r>
         <w:rPr>
@@ -3737,7 +3762,7 @@
                 <w:iCs/>
                 <w:lang w:val="ar"/>
               </w:rPr>
-              <w:t xml:space="preserve">هوائيا GPS خارجيان على سطح إحدى دوريات السبعميات — سماء مكشوفة بلا عوائق</w:t>
+              <w:t xml:space="preserve">هوائيا GPS خارجيان على سطح إحدى دوريات 700 Series — سماء مكشوفة بلا عوائق</w:t>
             </w:r>
           </w:p>
         </w:tc>
@@ -5977,7 +6002,7 @@
                     <a:graphicData uri="http://schemas.openxmlformats.org/drawingml/2006/picture">
                       <pic:pic>
                         <pic:nvPicPr>
-                          <pic:cNvPr descr="img/ribs-chart2.jpg" id="69" name="Picture"/>
+                          <pic:cNvPr descr="img/ribs-3in1-depth.jpg" id="69" name="Picture"/>
                           <pic:cNvPicPr>
                             <a:picLocks noChangeArrowheads="1" noChangeAspect="1"/>
                           </pic:cNvPicPr>
@@ -6024,7 +6049,7 @@
                 <w:iCs/>
                 <w:lang w:val="ar"/>
               </w:rPr>
-              <w:t xml:space="preserve">الجهاز جاهز للإبحار: الموقع على الخريطة يطابق الرصيف، والعمق والسرعة والاتجاه تعمل (دورية Ribs)</w:t>
+              <w:t xml:space="preserve">الجهاز جاهز للإبحار: الشاشة تعرض العمق والسونار بلا رسائل خطأ (دورية Ribs)</w:t>
             </w:r>
           </w:p>
         </w:tc>

--- a/docs/gps-section.docx
+++ b/docs/gps-section.docx
@@ -3924,6 +3924,54 @@
         <w:t xml:space="preserve">تعرض عدد الأقمار المستقبلة وقوة إشارة كل واحد وقيمة HDOP (مؤشر جودة توزيع الأقمار: أقل من 2 ممتاز، من 2 إلى 5 مقبول، فوق 5 ضعيف). هذه أول شاشة يفتحها الفني عند أي بلاغ عن الجهاز: 4 أقمار على الأقل و HDOP أقل من 2 يعني الجهاز سليم.</w:t>
       </w:r>
     </w:p>
+    <w:p>
+      <w:pPr>
+        <w:pStyle w:val="BodyText"/>
+      </w:pPr>
+      <w:r>
+        <w:rPr>
+          <w:rStyle w:val="BlueLabel"/>
+          <w:lang w:val="ar"/>
+        </w:rPr>
+        <w:t xml:space="preserve">كيف تقرأ شاشة الأقمار؟</w:t>
+      </w:r>
+      <w:r>
+        <w:rPr>
+          <w:lang w:val="ar"/>
+        </w:rPr>
+        <w:t xml:space="preserve"> </w:t>
+      </w:r>
+      <w:r>
+        <w:rPr>
+          <w:lang w:val="ar"/>
+        </w:rPr>
+        <w:t xml:space="preserve">الشاشة فيها ثلاثة أجزاء: (1) خريطة السماء: دائرة مركزها فوق رأسك وحافتها الأفق، وكل نقطة فيها قمر برقمه، فإذا كانت النقاط منتشرة في كل الجهات فالتوزيع جيد، وإذا كانت متكتلة في جهة واحدة (لأن مبنى أو سفينة تحجب الباقي) فالدقة تضعف حتى لو كان العدد كبيراً. (2) أعمدة قوة الإشارة: عمود لكل قمر، الأخضر يعني أن الجهاز يسمعه ويستخدمه في الحساب، والرمادي أو القصير يعني أنه يعرف أن القمر موجود لكن إشارته ضعيفة (خلف حاجب أو قريب من الأفق). (3) أرقام الحالة: عدد الأقمار المستخدمة، ونوع الحل (2D أو 3D أو No Fix)، والدقة التقديرية بالأمتار، وقيمة HDOP، والداتُم المستخدم.</w:t>
+      </w:r>
+    </w:p>
+    <w:p>
+      <w:pPr>
+        <w:pStyle w:val="BodyText"/>
+      </w:pPr>
+      <w:r>
+        <w:rPr>
+          <w:rStyle w:val="BlueLabel"/>
+          <w:lang w:val="ar"/>
+        </w:rPr>
+        <w:t xml:space="preserve">القاعدة العملية :</w:t>
+      </w:r>
+      <w:r>
+        <w:rPr>
+          <w:lang w:val="ar"/>
+        </w:rPr>
+        <w:t xml:space="preserve"> </w:t>
+      </w:r>
+      <w:r>
+        <w:rPr>
+          <w:lang w:val="ar"/>
+        </w:rPr>
+        <w:t xml:space="preserve">الخطأ التقريبي في الموقع يساوي تقريباً HDOP مضروباً في 3 أمتار. فإذا كان HDOP يساوي 1 فالخطأ حوالي 3 أمتار، وإذا كان 4 فالخطأ حوالي 12 متراً بنفس الجهاز ونفس الأقمار. لذلك ننظر إلى رقمين فقط: عدد الأقمار المستخدمة 4 فأكثر، و HDOP أقل من 2. إذا كان الرقمان جيدين والموقع يقفز فالمشكلة ليست في الاستقبال بل في شيء آخر (انعكاسات في الميناء أو تشويش)، وإذا كانا سيئين فالمشكلة في الهوائي أو الكيبل أو مكان التركيب قبل الجهاز نفسه.</w:t>
+      </w:r>
+    </w:p>
     <w:tbl>
       <w:tblPr>
         <w:tblStyle w:val="FigureTable"/>
@@ -4000,7 +4048,7 @@
                 <w:iCs/>
                 <w:lang w:val="ar"/>
               </w:rPr>
-              <w:t xml:space="preserve">شاشة الأقمار في إحدى دورياتنا: خريطة السماء يساراً، أعمدة قوة الإشارة يميناً، و HDOP = 0.6</w:t>
+              <w:t xml:space="preserve">شاشة الأقمار في إحدى دورياتنا: خريطة السماء يساراً، أعمدة قوة الإشارة يميناً، HDOP = 0.6 والداتُم WGS 1984</w:t>
             </w:r>
           </w:p>
         </w:tc>
@@ -5997,18 +6045,18 @@
                 <wp:inline>
                   <wp:extent cx="2667000" cy="1879022"/>
                   <wp:effectExtent b="0" l="0" r="0" t="0"/>
-                  <wp:docPr descr="" title="" id="68" name="Picture"/>
+                  <wp:docPr descr="" title="" id="67" name="Picture"/>
                   <a:graphic>
                     <a:graphicData uri="http://schemas.openxmlformats.org/drawingml/2006/picture">
                       <pic:pic>
                         <pic:nvPicPr>
-                          <pic:cNvPr descr="img/ribs-3in1-depth.jpg" id="69" name="Picture"/>
+                          <pic:cNvPr descr="img/ribs-chart2.jpg" id="68" name="Picture"/>
                           <pic:cNvPicPr>
                             <a:picLocks noChangeArrowheads="1" noChangeAspect="1"/>
                           </pic:cNvPicPr>
                         </pic:nvPicPr>
                         <pic:blipFill>
-                          <a:blip r:embed="rId67"/>
+                          <a:blip r:embed="rId37"/>
                           <a:stretch>
                             <a:fillRect/>
                           </a:stretch>
@@ -6049,7 +6097,7 @@
                 <w:iCs/>
                 <w:lang w:val="ar"/>
               </w:rPr>
-              <w:t xml:space="preserve">الجهاز جاهز للإبحار: الشاشة تعرض العمق والسونار بلا رسائل خطأ (دورية Ribs)</w:t>
+              <w:t xml:space="preserve">الجهاز جاهز للإبحار: الموقع على الخريطة يطابق الرصيف، وبيانات الموقع والسرعة والاتجاه تظهر بلا رسائل خطأ (دورية Ribs)</w:t>
             </w:r>
           </w:p>
         </w:tc>
